--- a/doc/25p/lettacc.docx
+++ b/doc/25p/lettacc.docx
@@ -1,6 +1,6 @@
 
 <file path=word/document.xml><?xml version="1.0" encoding="utf-8"?>
-<w:document xmlns:wpc="http://schemas.microsoft.com/office/word/2010/wordprocessingCanvas" xmlns:cx="http://schemas.microsoft.com/office/drawing/2014/chartex" xmlns:cx1="http://schemas.microsoft.com/office/drawing/2015/9/8/chartex" xmlns:cx2="http://schemas.microsoft.com/office/drawing/2015/10/21/chartex" xmlns:cx3="http://schemas.microsoft.com/office/drawing/2016/5/9/chartex" xmlns:cx4="http://schemas.microsoft.com/office/drawing/2016/5/10/chartex" xmlns:cx5="http://schemas.microsoft.com/office/drawing/2016/5/11/chartex" xmlns:cx6="http://schemas.microsoft.com/office/drawing/2016/5/12/chartex" xmlns:cx7="http://schemas.microsoft.com/office/drawing/2016/5/13/chartex" xmlns:cx8="http://schemas.microsoft.com/office/drawing/2016/5/14/chartex" xmlns:mc="http://schemas.openxmlformats.org/markup-compatibility/2006" xmlns:aink="http://schemas.microsoft.com/office/drawing/2016/ink" xmlns:am3d="http://schemas.microsoft.com/office/drawing/2017/model3d" xmlns:o="urn:schemas-microsoft-com:office:office" xmlns:r="http://schemas.openxmlformats.org/officeDocument/2006/relationships" xmlns:m="http://schemas.openxmlformats.org/officeDocument/2006/math" xmlns:v="urn:schemas-microsoft-com:vml" xmlns:wp14="http://schemas.microsoft.com/office/word/2010/wordprocessingDrawing" xmlns:wp="http://schemas.openxmlformats.org/drawingml/2006/wordprocessingDrawing" xmlns:w10="urn:schemas-microsoft-com:office:word" xmlns:w="http://schemas.openxmlformats.org/wordprocessingml/2006/main" xmlns:w14="http://schemas.microsoft.com/office/word/2010/wordml" xmlns:w15="http://schemas.microsoft.com/office/word/2012/wordml" xmlns:w16cex="http://schemas.microsoft.com/office/word/2018/wordml/cex" xmlns:w16cid="http://schemas.microsoft.com/office/word/2016/wordml/cid" xmlns:w16="http://schemas.microsoft.com/office/word/2018/wordml" xmlns:w16sdtdh="http://schemas.microsoft.com/office/word/2020/wordml/sdtdatahash" xmlns:w16se="http://schemas.microsoft.com/office/word/2015/wordml/symex" xmlns:wpg="http://schemas.microsoft.com/office/word/2010/wordprocessingGroup" xmlns:wpi="http://schemas.microsoft.com/office/word/2010/wordprocessingInk" xmlns:wne="http://schemas.microsoft.com/office/word/2006/wordml" xmlns:wps="http://schemas.microsoft.com/office/word/2010/wordprocessingShape" mc:Ignorable="w14 w15 w16se w16cid w16 w16cex w16sdtdh wp14">
+<w:document xmlns:wpc="http://schemas.microsoft.com/office/word/2010/wordprocessingCanvas" xmlns:cx="http://schemas.microsoft.com/office/drawing/2014/chartex" xmlns:cx1="http://schemas.microsoft.com/office/drawing/2015/9/8/chartex" xmlns:cx2="http://schemas.microsoft.com/office/drawing/2015/10/21/chartex" xmlns:cx3="http://schemas.microsoft.com/office/drawing/2016/5/9/chartex" xmlns:cx4="http://schemas.microsoft.com/office/drawing/2016/5/10/chartex" xmlns:cx5="http://schemas.microsoft.com/office/drawing/2016/5/11/chartex" xmlns:cx6="http://schemas.microsoft.com/office/drawing/2016/5/12/chartex" xmlns:cx7="http://schemas.microsoft.com/office/drawing/2016/5/13/chartex" xmlns:cx8="http://schemas.microsoft.com/office/drawing/2016/5/14/chartex" xmlns:mc="http://schemas.openxmlformats.org/markup-compatibility/2006" xmlns:aink="http://schemas.microsoft.com/office/drawing/2016/ink" xmlns:am3d="http://schemas.microsoft.com/office/drawing/2017/model3d" xmlns:o="urn:schemas-microsoft-com:office:office" xmlns:oel="http://schemas.microsoft.com/office/2019/extlst" xmlns:r="http://schemas.openxmlformats.org/officeDocument/2006/relationships" xmlns:m="http://schemas.openxmlformats.org/officeDocument/2006/math" xmlns:v="urn:schemas-microsoft-com:vml" xmlns:wp14="http://schemas.microsoft.com/office/word/2010/wordprocessingDrawing" xmlns:wp="http://schemas.openxmlformats.org/drawingml/2006/wordprocessingDrawing" xmlns:w10="urn:schemas-microsoft-com:office:word" xmlns:w="http://schemas.openxmlformats.org/wordprocessingml/2006/main" xmlns:w14="http://schemas.microsoft.com/office/word/2010/wordml" xmlns:w15="http://schemas.microsoft.com/office/word/2012/wordml" xmlns:w16cex="http://schemas.microsoft.com/office/word/2018/wordml/cex" xmlns:w16cid="http://schemas.microsoft.com/office/word/2016/wordml/cid" xmlns:w16="http://schemas.microsoft.com/office/word/2018/wordml" xmlns:w16sdtdh="http://schemas.microsoft.com/office/word/2020/wordml/sdtdatahash" xmlns:w16se="http://schemas.microsoft.com/office/word/2015/wordml/symex" xmlns:wpg="http://schemas.microsoft.com/office/word/2010/wordprocessingGroup" xmlns:wpi="http://schemas.microsoft.com/office/word/2010/wordprocessingInk" xmlns:wne="http://schemas.microsoft.com/office/word/2006/wordml" xmlns:wps="http://schemas.microsoft.com/office/word/2010/wordprocessingShape" mc:Ignorable="w14 w15 w16se w16cid w16 w16cex w16sdtdh wp14">
   <w:body>
     <w:p/>
     <w:p>
@@ -81,17 +81,8 @@
           <w:sz w:val="22"/>
           <w:szCs w:val="22"/>
         </w:rPr>
-        <w:t xml:space="preserve">Cesena, </w:t>
-      </w:r>
-      <w:proofErr w:type="spellStart"/>
-      <w:r>
-        <w:rPr>
-          <w:sz w:val="22"/>
-          <w:szCs w:val="22"/>
-        </w:rPr>
-        <w:t>Italy</w:t>
-      </w:r>
-      <w:proofErr w:type="spellEnd"/>
+        <w:t>Cesena, Italy</w:t>
+      </w:r>
     </w:p>
     <w:p>
       <w:pPr>
@@ -132,7 +123,23 @@
           <w:szCs w:val="22"/>
           <w:lang w:val="en-US"/>
         </w:rPr>
-        <w:t>A. Lodi</w:t>
+        <w:t>C</w:t>
+      </w:r>
+      <w:r>
+        <w:rPr>
+          <w:sz w:val="22"/>
+          <w:szCs w:val="22"/>
+          <w:lang w:val="en-US"/>
+        </w:rPr>
+        <w:t>.</w:t>
+      </w:r>
+      <w:r>
+        <w:rPr>
+          <w:sz w:val="22"/>
+          <w:szCs w:val="22"/>
+          <w:lang w:val="en-US"/>
+        </w:rPr>
+        <w:t xml:space="preserve"> Ribeiro</w:t>
       </w:r>
     </w:p>
     <w:p>
@@ -155,18 +162,22 @@
     <w:p>
       <w:pPr>
         <w:rPr>
-          <w:sz w:val="22"/>
-          <w:szCs w:val="22"/>
-          <w:lang w:val="en-US"/>
-        </w:rPr>
-      </w:pPr>
-      <w:r>
-        <w:rPr>
-          <w:sz w:val="22"/>
-          <w:szCs w:val="22"/>
-          <w:lang w:val="en-US"/>
-        </w:rPr>
-        <w:t>INFORMS Journal on Computing</w:t>
+          <w:i/>
+          <w:iCs/>
+          <w:sz w:val="22"/>
+          <w:szCs w:val="22"/>
+          <w:lang w:val="en-US"/>
+        </w:rPr>
+      </w:pPr>
+      <w:r>
+        <w:rPr>
+          <w:i/>
+          <w:iCs/>
+          <w:sz w:val="22"/>
+          <w:szCs w:val="22"/>
+          <w:lang w:val="en-US"/>
+        </w:rPr>
+        <w:t>International Transactions in Operational Research</w:t>
       </w:r>
     </w:p>
     <w:p>
@@ -185,7 +196,7 @@
           <w:szCs w:val="22"/>
           <w:lang w:val="en-US"/>
         </w:rPr>
-        <w:t>March</w:t>
+        <w:t>April</w:t>
       </w:r>
       <w:r>
         <w:rPr>
@@ -201,7 +212,7 @@
           <w:szCs w:val="22"/>
           <w:lang w:val="en-US"/>
         </w:rPr>
-        <w:t>20</w:t>
+        <w:t>7</w:t>
       </w:r>
       <w:r>
         <w:rPr>
@@ -283,7 +294,7 @@
           <w:szCs w:val="22"/>
           <w:lang w:val="en-US"/>
         </w:rPr>
-        <w:t>Lodi</w:t>
+        <w:t>Ribeiro</w:t>
       </w:r>
       <w:r>
         <w:rPr>
@@ -292,6 +303,59 @@
           <w:lang w:val="en-US"/>
         </w:rPr>
         <w:t>,</w:t>
+      </w:r>
+    </w:p>
+    <w:p>
+      <w:pPr>
+        <w:rPr>
+          <w:i/>
+          <w:iCs/>
+          <w:sz w:val="22"/>
+          <w:szCs w:val="22"/>
+          <w:lang w:val="en-US"/>
+        </w:rPr>
+      </w:pPr>
+      <w:r>
+        <w:rPr>
+          <w:sz w:val="22"/>
+          <w:szCs w:val="22"/>
+          <w:lang w:val="en-US"/>
+        </w:rPr>
+        <w:t>We are pleased to submit our manuscript, "</w:t>
+      </w:r>
+      <w:r>
+        <w:rPr>
+          <w:sz w:val="22"/>
+          <w:szCs w:val="22"/>
+          <w:lang w:val="en-US"/>
+        </w:rPr>
+        <w:t>Bootstrap Enhanced Scenario Optimization, a Case Study in Two-Echelon Logistics</w:t>
+      </w:r>
+      <w:r>
+        <w:rPr>
+          <w:sz w:val="22"/>
+          <w:szCs w:val="22"/>
+          <w:lang w:val="en-US"/>
+        </w:rPr>
+        <w:t xml:space="preserve">" for consideration in </w:t>
+      </w:r>
+      <w:r>
+        <w:rPr>
+          <w:i/>
+          <w:iCs/>
+          <w:sz w:val="22"/>
+          <w:szCs w:val="22"/>
+          <w:lang w:val="en-US"/>
+        </w:rPr>
+        <w:t>International Transactions in Operational Research</w:t>
+      </w:r>
+      <w:r>
+        <w:rPr>
+          <w:sz w:val="22"/>
+          <w:szCs w:val="22"/>
+          <w:lang w:val="en-US"/>
+        </w:rPr>
+        <w:t xml:space="preserve">. </w:t>
       </w:r>
     </w:p>
     <w:p>
@@ -310,33 +374,189 @@
           <w:szCs w:val="22"/>
           <w:lang w:val="en-US"/>
         </w:rPr>
-        <w:t>We are pleased to submit our manuscript, "</w:t>
-      </w:r>
-      <w:r>
-        <w:rPr>
-          <w:sz w:val="22"/>
-          <w:szCs w:val="22"/>
-          <w:lang w:val="en-US"/>
-        </w:rPr>
-        <w:t>Bootstrap Enhanced Scenario Optimization, a Case Study in Two-Echelon Logistics</w:t>
-      </w:r>
-      <w:r>
-        <w:rPr>
-          <w:sz w:val="22"/>
-          <w:szCs w:val="22"/>
-          <w:lang w:val="en-US"/>
-        </w:rPr>
-        <w:t xml:space="preserve">" for consideration in </w:t>
-      </w:r>
-      <w:r>
-        <w:rPr>
-          <w:i/>
-          <w:iCs/>
-          <w:sz w:val="22"/>
-          <w:szCs w:val="22"/>
-          <w:lang w:val="en-US"/>
-        </w:rPr>
-        <w:t>INFORMS Journal on Computing</w:t>
+        <w:t xml:space="preserve">The paper </w:t>
+      </w:r>
+      <w:r>
+        <w:rPr>
+          <w:sz w:val="22"/>
+          <w:szCs w:val="22"/>
+          <w:lang w:val="en-US"/>
+        </w:rPr>
+        <w:t>aligns well</w:t>
+      </w:r>
+      <w:r>
+        <w:rPr>
+          <w:sz w:val="22"/>
+          <w:szCs w:val="22"/>
+          <w:lang w:val="en-US"/>
+        </w:rPr>
+        <w:t xml:space="preserve"> with the journal mission</w:t>
+      </w:r>
+      <w:r>
+        <w:rPr>
+          <w:lang w:val="en-US"/>
+        </w:rPr>
+        <w:t xml:space="preserve"> </w:t>
+      </w:r>
+      <w:r>
+        <w:rPr>
+          <w:sz w:val="22"/>
+          <w:szCs w:val="22"/>
+          <w:lang w:val="en-US"/>
+        </w:rPr>
+        <w:t xml:space="preserve">by </w:t>
+      </w:r>
+      <w:r>
+        <w:rPr>
+          <w:sz w:val="22"/>
+          <w:szCs w:val="22"/>
+          <w:lang w:val="en-US"/>
+        </w:rPr>
+        <w:t xml:space="preserve">creating </w:t>
+      </w:r>
+      <w:r>
+        <w:rPr>
+          <w:sz w:val="22"/>
+          <w:szCs w:val="22"/>
+          <w:lang w:val="en-US"/>
+        </w:rPr>
+        <w:t xml:space="preserve">a </w:t>
+      </w:r>
+      <w:r>
+        <w:rPr>
+          <w:sz w:val="22"/>
+          <w:szCs w:val="22"/>
+          <w:lang w:val="en-US"/>
+        </w:rPr>
+        <w:t xml:space="preserve">bridge between </w:t>
+      </w:r>
+      <w:r>
+        <w:rPr>
+          <w:sz w:val="22"/>
+          <w:szCs w:val="22"/>
+          <w:lang w:val="en-US"/>
+        </w:rPr>
+        <w:t xml:space="preserve">novel </w:t>
+      </w:r>
+      <w:r>
+        <w:rPr>
+          <w:sz w:val="22"/>
+          <w:szCs w:val="22"/>
+          <w:lang w:val="en-US"/>
+        </w:rPr>
+        <w:t xml:space="preserve">theory and </w:t>
+      </w:r>
+      <w:r>
+        <w:rPr>
+          <w:sz w:val="22"/>
+          <w:szCs w:val="22"/>
+          <w:lang w:val="en-US"/>
+        </w:rPr>
+        <w:t xml:space="preserve">practical </w:t>
+      </w:r>
+      <w:r>
+        <w:rPr>
+          <w:sz w:val="22"/>
+          <w:szCs w:val="22"/>
+          <w:lang w:val="en-US"/>
+        </w:rPr>
+        <w:t>application</w:t>
+      </w:r>
+      <w:r>
+        <w:rPr>
+          <w:sz w:val="22"/>
+          <w:szCs w:val="22"/>
+          <w:lang w:val="en-US"/>
+        </w:rPr>
+        <w:t xml:space="preserve"> in the area of stochastic optimization</w:t>
+      </w:r>
+      <w:r>
+        <w:rPr>
+          <w:sz w:val="22"/>
+          <w:szCs w:val="22"/>
+          <w:lang w:val="en-US"/>
+        </w:rPr>
+        <w:t>,</w:t>
+      </w:r>
+      <w:r>
+        <w:rPr>
+          <w:sz w:val="22"/>
+          <w:szCs w:val="22"/>
+          <w:lang w:val="en-US"/>
+        </w:rPr>
+        <w:t xml:space="preserve"> </w:t>
+      </w:r>
+      <w:r>
+        <w:rPr>
+          <w:sz w:val="22"/>
+          <w:szCs w:val="22"/>
+          <w:lang w:val="en-US"/>
+        </w:rPr>
+        <w:t>address</w:t>
+      </w:r>
+      <w:r>
+        <w:rPr>
+          <w:sz w:val="22"/>
+          <w:szCs w:val="22"/>
+          <w:lang w:val="en-US"/>
+        </w:rPr>
+        <w:t>ing</w:t>
+      </w:r>
+      <w:r>
+        <w:rPr>
+          <w:sz w:val="22"/>
+          <w:szCs w:val="22"/>
+          <w:lang w:val="en-US"/>
+        </w:rPr>
+        <w:t xml:space="preserve"> </w:t>
+      </w:r>
+      <w:r>
+        <w:rPr>
+          <w:sz w:val="22"/>
+          <w:szCs w:val="22"/>
+          <w:lang w:val="en-US"/>
+        </w:rPr>
+        <w:t xml:space="preserve">topics </w:t>
+      </w:r>
+      <w:r>
+        <w:rPr>
+          <w:sz w:val="22"/>
+          <w:szCs w:val="22"/>
+          <w:lang w:val="en-US"/>
+        </w:rPr>
+        <w:t xml:space="preserve">of </w:t>
+      </w:r>
+      <w:r>
+        <w:rPr>
+          <w:sz w:val="22"/>
+          <w:szCs w:val="22"/>
+          <w:lang w:val="en-US"/>
+        </w:rPr>
+        <w:t>inte</w:t>
+      </w:r>
+      <w:r>
+        <w:rPr>
+          <w:sz w:val="22"/>
+          <w:szCs w:val="22"/>
+          <w:lang w:val="en-US"/>
+        </w:rPr>
+        <w:t xml:space="preserve">rest </w:t>
+      </w:r>
+      <w:r>
+        <w:rPr>
+          <w:sz w:val="22"/>
+          <w:szCs w:val="22"/>
+          <w:lang w:val="en-US"/>
+        </w:rPr>
+        <w:t xml:space="preserve">to related disciplines, such as </w:t>
+      </w:r>
+      <w:r>
+        <w:rPr>
+          <w:sz w:val="22"/>
+          <w:szCs w:val="22"/>
+          <w:lang w:val="en-US"/>
+        </w:rPr>
+        <w:t>management science, data science and analytics</w:t>
       </w:r>
       <w:r>
         <w:rPr>
@@ -345,6 +565,30 @@
           <w:lang w:val="en-US"/>
         </w:rPr>
         <w:t xml:space="preserve">. </w:t>
+      </w:r>
+      <w:r>
+        <w:rPr>
+          <w:sz w:val="22"/>
+          <w:szCs w:val="22"/>
+          <w:lang w:val="en-US"/>
+        </w:rPr>
+        <w:t xml:space="preserve">It makes a contribution </w:t>
+      </w:r>
+      <w:r>
+        <w:rPr>
+          <w:sz w:val="22"/>
+          <w:szCs w:val="22"/>
+          <w:lang w:val="en-US"/>
+        </w:rPr>
+        <w:t>at</w:t>
+      </w:r>
+      <w:r>
+        <w:rPr>
+          <w:sz w:val="22"/>
+          <w:szCs w:val="22"/>
+          <w:lang w:val="en-US"/>
+        </w:rPr>
+        <w:t xml:space="preserve"> the intersection of these fields with time series modelling and forecasting, and their application to two-echelon logistics systems.</w:t>
       </w:r>
     </w:p>
     <w:p>
@@ -363,26 +607,36 @@
           <w:szCs w:val="22"/>
           <w:lang w:val="en-US"/>
         </w:rPr>
-        <w:t xml:space="preserve">The paper </w:t>
-      </w:r>
-      <w:r>
-        <w:rPr>
-          <w:sz w:val="22"/>
-          <w:szCs w:val="22"/>
-          <w:lang w:val="en-US"/>
-        </w:rPr>
-        <w:t>aligns well</w:t>
-      </w:r>
-      <w:r>
-        <w:rPr>
-          <w:sz w:val="22"/>
-          <w:szCs w:val="22"/>
-          <w:lang w:val="en-US"/>
-        </w:rPr>
-        <w:t xml:space="preserve"> with the journal mission</w:t>
-      </w:r>
-      <w:r>
-        <w:rPr>
+        <w:t xml:space="preserve">The </w:t>
+      </w:r>
+      <w:r>
+        <w:rPr>
+          <w:sz w:val="22"/>
+          <w:szCs w:val="22"/>
+          <w:lang w:val="en-US"/>
+        </w:rPr>
+        <w:t>manuscript</w:t>
+      </w:r>
+      <w:r>
+        <w:rPr>
+          <w:sz w:val="22"/>
+          <w:szCs w:val="22"/>
+          <w:lang w:val="en-US"/>
+        </w:rPr>
+        <w:t xml:space="preserve"> addresses supply chain decision-making by proposing a novel framework that integrates forecasting and stochastic optimization within a distributionally robust optimization</w:t>
+      </w:r>
+      <w:r>
+        <w:rPr>
+          <w:sz w:val="22"/>
+          <w:szCs w:val="22"/>
+          <w:lang w:val="en-US"/>
+        </w:rPr>
+        <w:t xml:space="preserve"> (DRO)</w:t>
+      </w:r>
+      <w:r>
+        <w:rPr>
+          <w:sz w:val="22"/>
+          <w:szCs w:val="22"/>
           <w:lang w:val="en-US"/>
         </w:rPr>
         <w:t xml:space="preserve"> </w:t>
@@ -393,185 +647,15 @@
           <w:szCs w:val="22"/>
           <w:lang w:val="en-US"/>
         </w:rPr>
-        <w:t>by combining methodological innovation with computational experimentation and application</w:t>
-      </w:r>
-      <w:r>
-        <w:rPr>
-          <w:sz w:val="22"/>
-          <w:szCs w:val="22"/>
-          <w:lang w:val="en-US"/>
-        </w:rPr>
-        <w:t xml:space="preserve">. </w:t>
-      </w:r>
-      <w:r>
-        <w:rPr>
-          <w:sz w:val="22"/>
-          <w:szCs w:val="22"/>
-          <w:lang w:val="en-US"/>
-        </w:rPr>
-        <w:t>It falls within the area of</w:t>
-      </w:r>
-      <w:r>
-        <w:rPr>
-          <w:sz w:val="22"/>
-          <w:szCs w:val="22"/>
-          <w:lang w:val="en-US"/>
-        </w:rPr>
-        <w:t xml:space="preserve"> </w:t>
-      </w:r>
-      <w:r>
-        <w:rPr>
-          <w:b/>
-          <w:bCs/>
-          <w:sz w:val="22"/>
-          <w:szCs w:val="22"/>
-          <w:lang w:val="en-US"/>
-        </w:rPr>
-        <w:t>Simulation, Stochastic Models, &amp; Stochastic Optimization</w:t>
-      </w:r>
-      <w:r>
-        <w:rPr>
-          <w:sz w:val="22"/>
-          <w:szCs w:val="22"/>
-          <w:lang w:val="en-US"/>
-        </w:rPr>
-        <w:t>,</w:t>
-      </w:r>
-      <w:r>
-        <w:rPr>
-          <w:sz w:val="22"/>
-          <w:szCs w:val="22"/>
-          <w:lang w:val="en-US"/>
-        </w:rPr>
-        <w:t xml:space="preserve"> </w:t>
-      </w:r>
-      <w:r>
-        <w:rPr>
-          <w:sz w:val="22"/>
-          <w:szCs w:val="22"/>
-          <w:lang w:val="en-US"/>
-        </w:rPr>
-        <w:t>address</w:t>
-      </w:r>
-      <w:r>
-        <w:rPr>
-          <w:sz w:val="22"/>
-          <w:szCs w:val="22"/>
-          <w:lang w:val="en-US"/>
-        </w:rPr>
-        <w:t>ing</w:t>
-      </w:r>
-      <w:r>
-        <w:rPr>
-          <w:sz w:val="22"/>
-          <w:szCs w:val="22"/>
-          <w:lang w:val="en-US"/>
-        </w:rPr>
-        <w:t xml:space="preserve"> </w:t>
-      </w:r>
-      <w:r>
-        <w:rPr>
-          <w:sz w:val="22"/>
-          <w:szCs w:val="22"/>
-          <w:lang w:val="en-US"/>
-        </w:rPr>
-        <w:t xml:space="preserve">department topics </w:t>
-      </w:r>
-      <w:r>
-        <w:rPr>
-          <w:sz w:val="22"/>
-          <w:szCs w:val="22"/>
-          <w:lang w:val="en-US"/>
-        </w:rPr>
-        <w:t xml:space="preserve">of </w:t>
-      </w:r>
-      <w:r>
-        <w:rPr>
-          <w:sz w:val="22"/>
-          <w:szCs w:val="22"/>
-          <w:lang w:val="en-US"/>
-        </w:rPr>
-        <w:t>inte</w:t>
-      </w:r>
-      <w:r>
-        <w:rPr>
-          <w:sz w:val="22"/>
-          <w:szCs w:val="22"/>
-          <w:lang w:val="en-US"/>
-        </w:rPr>
-        <w:t xml:space="preserve">rest </w:t>
-      </w:r>
-      <w:r>
-        <w:rPr>
-          <w:sz w:val="22"/>
-          <w:szCs w:val="22"/>
-          <w:lang w:val="en-US"/>
-        </w:rPr>
-        <w:t>such as</w:t>
-      </w:r>
-      <w:r>
-        <w:rPr>
-          <w:sz w:val="22"/>
-          <w:szCs w:val="22"/>
-          <w:lang w:val="en-US"/>
-        </w:rPr>
-        <w:t xml:space="preserve"> </w:t>
-      </w:r>
-      <w:r>
-        <w:rPr>
-          <w:sz w:val="22"/>
-          <w:szCs w:val="22"/>
-          <w:lang w:val="en-US"/>
-        </w:rPr>
-        <w:t>stochastic integer programming, and simulation optimization</w:t>
-      </w:r>
-      <w:r>
-        <w:rPr>
-          <w:sz w:val="22"/>
-          <w:szCs w:val="22"/>
-          <w:lang w:val="en-US"/>
-        </w:rPr>
-        <w:t xml:space="preserve"> at a</w:t>
-      </w:r>
-      <w:r>
-        <w:rPr>
-          <w:sz w:val="22"/>
-          <w:szCs w:val="22"/>
-          <w:lang w:val="en-US"/>
-        </w:rPr>
-        <w:t xml:space="preserve"> methodological </w:t>
-      </w:r>
-      <w:r>
-        <w:rPr>
-          <w:sz w:val="22"/>
-          <w:szCs w:val="22"/>
-          <w:lang w:val="en-US"/>
-        </w:rPr>
-        <w:t>level</w:t>
-      </w:r>
-      <w:r>
-        <w:rPr>
-          <w:sz w:val="22"/>
-          <w:szCs w:val="22"/>
-          <w:lang w:val="en-US"/>
-        </w:rPr>
-        <w:t xml:space="preserve">. </w:t>
-      </w:r>
-      <w:r>
-        <w:rPr>
-          <w:sz w:val="22"/>
-          <w:szCs w:val="22"/>
-          <w:lang w:val="en-US"/>
-        </w:rPr>
-        <w:t>It also contributes at the interface of these areas with time series modeling and forecasting, and their application to two-echelon logistics systems.</w:t>
-      </w:r>
-      <w:r>
-        <w:rPr>
-          <w:sz w:val="22"/>
-          <w:szCs w:val="22"/>
-          <w:lang w:val="en-US"/>
-        </w:rPr>
-        <w:t>.</w:t>
+        <w:t>perspective</w:t>
+      </w:r>
+      <w:r>
+        <w:rPr>
+          <w:sz w:val="22"/>
+          <w:szCs w:val="22"/>
+          <w:lang w:val="en-US"/>
+        </w:rPr>
+        <w:t>. The approach links predictive modeling and optimization in an iterative structure, enabling more robust operational decisions under demand uncertainty.</w:t>
       </w:r>
     </w:p>
     <w:p>
@@ -590,49 +674,39 @@
           <w:szCs w:val="22"/>
           <w:lang w:val="en-US"/>
         </w:rPr>
-        <w:t xml:space="preserve">The </w:t>
-      </w:r>
-      <w:r>
-        <w:rPr>
-          <w:sz w:val="22"/>
-          <w:szCs w:val="22"/>
-          <w:lang w:val="en-US"/>
-        </w:rPr>
-        <w:t>manuscript</w:t>
-      </w:r>
-      <w:r>
-        <w:rPr>
-          <w:sz w:val="22"/>
-          <w:szCs w:val="22"/>
-          <w:lang w:val="en-US"/>
-        </w:rPr>
-        <w:t xml:space="preserve"> addresses supply chain decision-making by proposing a novel framework that integrates forecasting and stochastic optimization within a </w:t>
-      </w:r>
-      <w:proofErr w:type="spellStart"/>
-      <w:r>
-        <w:rPr>
-          <w:sz w:val="22"/>
-          <w:szCs w:val="22"/>
-          <w:lang w:val="en-US"/>
-        </w:rPr>
-        <w:t>distributionally</w:t>
-      </w:r>
-      <w:proofErr w:type="spellEnd"/>
-      <w:r>
-        <w:rPr>
-          <w:sz w:val="22"/>
-          <w:szCs w:val="22"/>
-          <w:lang w:val="en-US"/>
-        </w:rPr>
-        <w:t xml:space="preserve"> robust optimization</w:t>
-      </w:r>
-      <w:r>
-        <w:rPr>
-          <w:sz w:val="22"/>
-          <w:szCs w:val="22"/>
-          <w:lang w:val="en-US"/>
-        </w:rPr>
-        <w:t xml:space="preserve"> (DRO)</w:t>
+        <w:t xml:space="preserve">The study is grounded in a real-world logistics application involving two-echelon distribution planning. Beyond the empirical case, the </w:t>
+      </w:r>
+      <w:r>
+        <w:rPr>
+          <w:sz w:val="22"/>
+          <w:szCs w:val="22"/>
+          <w:lang w:val="en-US"/>
+        </w:rPr>
+        <w:t xml:space="preserve">proposed </w:t>
+      </w:r>
+      <w:r>
+        <w:rPr>
+          <w:sz w:val="22"/>
+          <w:szCs w:val="22"/>
+          <w:lang w:val="en-US"/>
+        </w:rPr>
+        <w:t xml:space="preserve">methodology provides a general approach that may serve as an alternative to traditional DRO formulations when suitable historical data are available. A computational study is included to </w:t>
+      </w:r>
+      <w:r>
+        <w:rPr>
+          <w:sz w:val="22"/>
+          <w:szCs w:val="22"/>
+          <w:lang w:val="en-US"/>
+        </w:rPr>
+        <w:t>assess</w:t>
+      </w:r>
+      <w:r>
+        <w:rPr>
+          <w:sz w:val="22"/>
+          <w:szCs w:val="22"/>
+          <w:lang w:val="en-US"/>
+        </w:rPr>
+        <w:t xml:space="preserve"> scalability and performance.</w:t>
       </w:r>
       <w:r>
         <w:rPr>
@@ -648,15 +722,23 @@
           <w:szCs w:val="22"/>
           <w:lang w:val="en-US"/>
         </w:rPr>
-        <w:t>perspective</w:t>
-      </w:r>
-      <w:r>
-        <w:rPr>
-          <w:sz w:val="22"/>
-          <w:szCs w:val="22"/>
-          <w:lang w:val="en-US"/>
-        </w:rPr>
-        <w:t>. The approach links predictive modeling and optimization in an iterative structure, enabling more robust operational decisions under demand uncertainty.</w:t>
+        <w:t>While t</w:t>
+      </w:r>
+      <w:r>
+        <w:rPr>
+          <w:sz w:val="22"/>
+          <w:szCs w:val="22"/>
+          <w:lang w:val="en-US"/>
+        </w:rPr>
+        <w:t xml:space="preserve">he empirical dataset was previously used in Maniezzo and Zhou (2023) for a different application context, </w:t>
+      </w:r>
+      <w:r>
+        <w:rPr>
+          <w:sz w:val="22"/>
+          <w:szCs w:val="22"/>
+          <w:lang w:val="en-US"/>
+        </w:rPr>
+        <w:t>the present work develops a fundamentally different modeling framework with new objectives and decision structures.</w:t>
       </w:r>
     </w:p>
     <w:p>
@@ -675,39 +757,7 @@
           <w:szCs w:val="22"/>
           <w:lang w:val="en-US"/>
         </w:rPr>
-        <w:t xml:space="preserve">The study is grounded in a real-world logistics application involving two-echelon distribution planning. Beyond the empirical case, the </w:t>
-      </w:r>
-      <w:r>
-        <w:rPr>
-          <w:sz w:val="22"/>
-          <w:szCs w:val="22"/>
-          <w:lang w:val="en-US"/>
-        </w:rPr>
-        <w:t xml:space="preserve">proposed </w:t>
-      </w:r>
-      <w:r>
-        <w:rPr>
-          <w:sz w:val="22"/>
-          <w:szCs w:val="22"/>
-          <w:lang w:val="en-US"/>
-        </w:rPr>
-        <w:t xml:space="preserve">methodology provides a general approach that may serve as an alternative to traditional DRO formulations when suitable historical data are available. A computational study is included to </w:t>
-      </w:r>
-      <w:r>
-        <w:rPr>
-          <w:sz w:val="22"/>
-          <w:szCs w:val="22"/>
-          <w:lang w:val="en-US"/>
-        </w:rPr>
-        <w:t>assess</w:t>
-      </w:r>
-      <w:r>
-        <w:rPr>
-          <w:sz w:val="22"/>
-          <w:szCs w:val="22"/>
-          <w:lang w:val="en-US"/>
-        </w:rPr>
-        <w:t xml:space="preserve"> scalability and performance.</w:t>
+        <w:t>This manuscript has not been published previously and is not under consideration elsewhere. All authors have approved the submission and confirm compliance with the journal’s ethical guidelines.</w:t>
       </w:r>
       <w:r>
         <w:rPr>
@@ -723,23 +773,7 @@
           <w:szCs w:val="22"/>
           <w:lang w:val="en-US"/>
         </w:rPr>
-        <w:t>While t</w:t>
-      </w:r>
-      <w:r>
-        <w:rPr>
-          <w:sz w:val="22"/>
-          <w:szCs w:val="22"/>
-          <w:lang w:val="en-US"/>
-        </w:rPr>
-        <w:t xml:space="preserve">he empirical dataset was previously used in Maniezzo and Zhou (2023) for a different application context, </w:t>
-      </w:r>
-      <w:r>
-        <w:rPr>
-          <w:sz w:val="22"/>
-          <w:szCs w:val="22"/>
-          <w:lang w:val="en-US"/>
-        </w:rPr>
-        <w:t>the present work develops a fundamentally different modeling framework with new objectives and decision structures.</w:t>
+        <w:t>We also confirm that generative AI tools were used only for language editing (style and syntax).</w:t>
       </w:r>
     </w:p>
     <w:p>
@@ -758,23 +792,37 @@
           <w:szCs w:val="22"/>
           <w:lang w:val="en-US"/>
         </w:rPr>
-        <w:t>This manuscript has not been published previously and is not under consideration elsewhere. All authors have approved the submission and confirm compliance with the journal’s ethical guidelines.</w:t>
-      </w:r>
-      <w:r>
-        <w:rPr>
-          <w:sz w:val="22"/>
-          <w:szCs w:val="22"/>
-          <w:lang w:val="en-US"/>
-        </w:rPr>
-        <w:t xml:space="preserve"> </w:t>
-      </w:r>
-      <w:r>
-        <w:rPr>
-          <w:sz w:val="22"/>
-          <w:szCs w:val="22"/>
-          <w:lang w:val="en-US"/>
-        </w:rPr>
-        <w:t>We also confirm that generative AI tools were used only for language editing (style and syntax).</w:t>
+        <w:t xml:space="preserve">We appreciate your consideration and look forward to your feedback. </w:t>
+      </w:r>
+    </w:p>
+    <w:p>
+      <w:pPr>
+        <w:spacing w:line="259" w:lineRule="auto"/>
+        <w:jc w:val="both"/>
+        <w:rPr>
+          <w:sz w:val="22"/>
+          <w:szCs w:val="22"/>
+          <w:lang w:val="en-US"/>
+        </w:rPr>
+      </w:pPr>
+    </w:p>
+    <w:p>
+      <w:pPr>
+        <w:spacing w:line="259" w:lineRule="auto"/>
+        <w:jc w:val="both"/>
+        <w:rPr>
+          <w:sz w:val="22"/>
+          <w:szCs w:val="22"/>
+          <w:lang w:val="en-US"/>
+        </w:rPr>
+      </w:pPr>
+      <w:r>
+        <w:rPr>
+          <w:sz w:val="22"/>
+          <w:szCs w:val="22"/>
+          <w:lang w:val="en-US"/>
+        </w:rPr>
+        <w:t>Sincerely,</w:t>
       </w:r>
     </w:p>
     <w:p>
@@ -793,55 +841,6 @@
           <w:szCs w:val="22"/>
           <w:lang w:val="en-US"/>
         </w:rPr>
-        <w:t xml:space="preserve">We appreciate your consideration and look forward to your feedback. </w:t>
-      </w:r>
-    </w:p>
-    <w:p>
-      <w:pPr>
-        <w:spacing w:line="259" w:lineRule="auto"/>
-        <w:jc w:val="both"/>
-        <w:rPr>
-          <w:sz w:val="22"/>
-          <w:szCs w:val="22"/>
-          <w:lang w:val="en-US"/>
-        </w:rPr>
-      </w:pPr>
-    </w:p>
-    <w:p>
-      <w:pPr>
-        <w:spacing w:line="259" w:lineRule="auto"/>
-        <w:jc w:val="both"/>
-        <w:rPr>
-          <w:sz w:val="22"/>
-          <w:szCs w:val="22"/>
-          <w:lang w:val="en-US"/>
-        </w:rPr>
-      </w:pPr>
-      <w:r>
-        <w:rPr>
-          <w:sz w:val="22"/>
-          <w:szCs w:val="22"/>
-          <w:lang w:val="en-US"/>
-        </w:rPr>
-        <w:t>Sincerely,</w:t>
-      </w:r>
-    </w:p>
-    <w:p>
-      <w:pPr>
-        <w:spacing w:before="120" w:line="259" w:lineRule="auto"/>
-        <w:jc w:val="both"/>
-        <w:rPr>
-          <w:sz w:val="22"/>
-          <w:szCs w:val="22"/>
-          <w:lang w:val="en-US"/>
-        </w:rPr>
-      </w:pPr>
-      <w:r>
-        <w:rPr>
-          <w:sz w:val="22"/>
-          <w:szCs w:val="22"/>
-          <w:lang w:val="en-US"/>
-        </w:rPr>
         <w:t>Vittorio Maniezzo</w:t>
       </w:r>
       <w:r>
@@ -871,41 +870,13 @@
           <w:lang w:val="en-US"/>
         </w:rPr>
       </w:pPr>
-      <w:proofErr w:type="spellStart"/>
-      <w:r>
-        <w:rPr>
-          <w:sz w:val="22"/>
-          <w:szCs w:val="22"/>
-          <w:lang w:val="en-US"/>
-        </w:rPr>
-        <w:t>Livio</w:t>
-      </w:r>
-      <w:proofErr w:type="spellEnd"/>
-      <w:r>
-        <w:rPr>
-          <w:sz w:val="22"/>
-          <w:szCs w:val="22"/>
-          <w:lang w:val="en-US"/>
-        </w:rPr>
-        <w:t xml:space="preserve"> </w:t>
-      </w:r>
-      <w:proofErr w:type="spellStart"/>
-      <w:r>
-        <w:rPr>
-          <w:sz w:val="22"/>
-          <w:szCs w:val="22"/>
-          <w:lang w:val="en-US"/>
-        </w:rPr>
-        <w:t>Fenga</w:t>
-      </w:r>
-      <w:proofErr w:type="spellEnd"/>
-      <w:r>
-        <w:rPr>
-          <w:sz w:val="22"/>
-          <w:szCs w:val="22"/>
-          <w:lang w:val="en-US"/>
-        </w:rPr>
-        <w:t>, University of Exeter Business School</w:t>
+      <w:r>
+        <w:rPr>
+          <w:sz w:val="22"/>
+          <w:szCs w:val="22"/>
+          <w:lang w:val="en-US"/>
+        </w:rPr>
+        <w:t>Livio Fenga, University of Exeter Business School</w:t>
       </w:r>
     </w:p>
     <w:p>
@@ -935,7 +906,7 @@
 </file>
 
 <file path=word/endnotes.xml><?xml version="1.0" encoding="utf-8"?>
-<w:endnotes xmlns:wpc="http://schemas.microsoft.com/office/word/2010/wordprocessingCanvas" xmlns:cx="http://schemas.microsoft.com/office/drawing/2014/chartex" xmlns:cx1="http://schemas.microsoft.com/office/drawing/2015/9/8/chartex" xmlns:cx2="http://schemas.microsoft.com/office/drawing/2015/10/21/chartex" xmlns:cx3="http://schemas.microsoft.com/office/drawing/2016/5/9/chartex" xmlns:cx4="http://schemas.microsoft.com/office/drawing/2016/5/10/chartex" xmlns:cx5="http://schemas.microsoft.com/office/drawing/2016/5/11/chartex" xmlns:cx6="http://schemas.microsoft.com/office/drawing/2016/5/12/chartex" xmlns:cx7="http://schemas.microsoft.com/office/drawing/2016/5/13/chartex" xmlns:cx8="http://schemas.microsoft.com/office/drawing/2016/5/14/chartex" xmlns:mc="http://schemas.openxmlformats.org/markup-compatibility/2006" xmlns:aink="http://schemas.microsoft.com/office/drawing/2016/ink" xmlns:am3d="http://schemas.microsoft.com/office/drawing/2017/model3d" xmlns:o="urn:schemas-microsoft-com:office:office" xmlns:r="http://schemas.openxmlformats.org/officeDocument/2006/relationships" xmlns:m="http://schemas.openxmlformats.org/officeDocument/2006/math" xmlns:v="urn:schemas-microsoft-com:vml" xmlns:wp14="http://schemas.microsoft.com/office/word/2010/wordprocessingDrawing" xmlns:wp="http://schemas.openxmlformats.org/drawingml/2006/wordprocessingDrawing" xmlns:w10="urn:schemas-microsoft-com:office:word" xmlns:w="http://schemas.openxmlformats.org/wordprocessingml/2006/main" xmlns:w14="http://schemas.microsoft.com/office/word/2010/wordml" xmlns:w15="http://schemas.microsoft.com/office/word/2012/wordml" xmlns:w16cex="http://schemas.microsoft.com/office/word/2018/wordml/cex" xmlns:w16cid="http://schemas.microsoft.com/office/word/2016/wordml/cid" xmlns:w16="http://schemas.microsoft.com/office/word/2018/wordml" xmlns:w16sdtdh="http://schemas.microsoft.com/office/word/2020/wordml/sdtdatahash" xmlns:w16se="http://schemas.microsoft.com/office/word/2015/wordml/symex" xmlns:wpg="http://schemas.microsoft.com/office/word/2010/wordprocessingGroup" xmlns:wpi="http://schemas.microsoft.com/office/word/2010/wordprocessingInk" xmlns:wne="http://schemas.microsoft.com/office/word/2006/wordml" xmlns:wps="http://schemas.microsoft.com/office/word/2010/wordprocessingShape" mc:Ignorable="w14 w15 w16se w16cid w16 w16cex w16sdtdh wp14">
+<w:endnotes xmlns:wpc="http://schemas.microsoft.com/office/word/2010/wordprocessingCanvas" xmlns:cx="http://schemas.microsoft.com/office/drawing/2014/chartex" xmlns:cx1="http://schemas.microsoft.com/office/drawing/2015/9/8/chartex" xmlns:cx2="http://schemas.microsoft.com/office/drawing/2015/10/21/chartex" xmlns:cx3="http://schemas.microsoft.com/office/drawing/2016/5/9/chartex" xmlns:cx4="http://schemas.microsoft.com/office/drawing/2016/5/10/chartex" xmlns:cx5="http://schemas.microsoft.com/office/drawing/2016/5/11/chartex" xmlns:cx6="http://schemas.microsoft.com/office/drawing/2016/5/12/chartex" xmlns:cx7="http://schemas.microsoft.com/office/drawing/2016/5/13/chartex" xmlns:cx8="http://schemas.microsoft.com/office/drawing/2016/5/14/chartex" xmlns:mc="http://schemas.openxmlformats.org/markup-compatibility/2006" xmlns:aink="http://schemas.microsoft.com/office/drawing/2016/ink" xmlns:am3d="http://schemas.microsoft.com/office/drawing/2017/model3d" xmlns:o="urn:schemas-microsoft-com:office:office" xmlns:oel="http://schemas.microsoft.com/office/2019/extlst" xmlns:r="http://schemas.openxmlformats.org/officeDocument/2006/relationships" xmlns:m="http://schemas.openxmlformats.org/officeDocument/2006/math" xmlns:v="urn:schemas-microsoft-com:vml" xmlns:wp14="http://schemas.microsoft.com/office/word/2010/wordprocessingDrawing" xmlns:wp="http://schemas.openxmlformats.org/drawingml/2006/wordprocessingDrawing" xmlns:w10="urn:schemas-microsoft-com:office:word" xmlns:w="http://schemas.openxmlformats.org/wordprocessingml/2006/main" xmlns:w14="http://schemas.microsoft.com/office/word/2010/wordml" xmlns:w15="http://schemas.microsoft.com/office/word/2012/wordml" xmlns:w16cex="http://schemas.microsoft.com/office/word/2018/wordml/cex" xmlns:w16cid="http://schemas.microsoft.com/office/word/2016/wordml/cid" xmlns:w16="http://schemas.microsoft.com/office/word/2018/wordml" xmlns:w16sdtdh="http://schemas.microsoft.com/office/word/2020/wordml/sdtdatahash" xmlns:w16se="http://schemas.microsoft.com/office/word/2015/wordml/symex" xmlns:wpg="http://schemas.microsoft.com/office/word/2010/wordprocessingGroup" xmlns:wpi="http://schemas.microsoft.com/office/word/2010/wordprocessingInk" xmlns:wne="http://schemas.microsoft.com/office/word/2006/wordml" xmlns:wps="http://schemas.microsoft.com/office/word/2010/wordprocessingShape" mc:Ignorable="w14 w15 w16se w16cid w16 w16cex w16sdtdh wp14">
   <w:endnote w:type="separator" w:id="-1">
     <w:p>
       <w:r>
@@ -954,7 +925,7 @@
 </file>
 
 <file path=word/footnotes.xml><?xml version="1.0" encoding="utf-8"?>
-<w:footnotes xmlns:wpc="http://schemas.microsoft.com/office/word/2010/wordprocessingCanvas" xmlns:cx="http://schemas.microsoft.com/office/drawing/2014/chartex" xmlns:cx1="http://schemas.microsoft.com/office/drawing/2015/9/8/chartex" xmlns:cx2="http://schemas.microsoft.com/office/drawing/2015/10/21/chartex" xmlns:cx3="http://schemas.microsoft.com/office/drawing/2016/5/9/chartex" xmlns:cx4="http://schemas.microsoft.com/office/drawing/2016/5/10/chartex" xmlns:cx5="http://schemas.microsoft.com/office/drawing/2016/5/11/chartex" xmlns:cx6="http://schemas.microsoft.com/office/drawing/2016/5/12/chartex" xmlns:cx7="http://schemas.microsoft.com/office/drawing/2016/5/13/chartex" xmlns:cx8="http://schemas.microsoft.com/office/drawing/2016/5/14/chartex" xmlns:mc="http://schemas.openxmlformats.org/markup-compatibility/2006" xmlns:aink="http://schemas.microsoft.com/office/drawing/2016/ink" xmlns:am3d="http://schemas.microsoft.com/office/drawing/2017/model3d" xmlns:o="urn:schemas-microsoft-com:office:office" xmlns:r="http://schemas.openxmlformats.org/officeDocument/2006/relationships" xmlns:m="http://schemas.openxmlformats.org/officeDocument/2006/math" xmlns:v="urn:schemas-microsoft-com:vml" xmlns:wp14="http://schemas.microsoft.com/office/word/2010/wordprocessingDrawing" xmlns:wp="http://schemas.openxmlformats.org/drawingml/2006/wordprocessingDrawing" xmlns:w10="urn:schemas-microsoft-com:office:word" xmlns:w="http://schemas.openxmlformats.org/wordprocessingml/2006/main" xmlns:w14="http://schemas.microsoft.com/office/word/2010/wordml" xmlns:w15="http://schemas.microsoft.com/office/word/2012/wordml" xmlns:w16cex="http://schemas.microsoft.com/office/word/2018/wordml/cex" xmlns:w16cid="http://schemas.microsoft.com/office/word/2016/wordml/cid" xmlns:w16="http://schemas.microsoft.com/office/word/2018/wordml" xmlns:w16sdtdh="http://schemas.microsoft.com/office/word/2020/wordml/sdtdatahash" xmlns:w16se="http://schemas.microsoft.com/office/word/2015/wordml/symex" xmlns:wpg="http://schemas.microsoft.com/office/word/2010/wordprocessingGroup" xmlns:wpi="http://schemas.microsoft.com/office/word/2010/wordprocessingInk" xmlns:wne="http://schemas.microsoft.com/office/word/2006/wordml" xmlns:wps="http://schemas.microsoft.com/office/word/2010/wordprocessingShape" mc:Ignorable="w14 w15 w16se w16cid w16 w16cex w16sdtdh wp14">
+<w:footnotes xmlns:wpc="http://schemas.microsoft.com/office/word/2010/wordprocessingCanvas" xmlns:cx="http://schemas.microsoft.com/office/drawing/2014/chartex" xmlns:cx1="http://schemas.microsoft.com/office/drawing/2015/9/8/chartex" xmlns:cx2="http://schemas.microsoft.com/office/drawing/2015/10/21/chartex" xmlns:cx3="http://schemas.microsoft.com/office/drawing/2016/5/9/chartex" xmlns:cx4="http://schemas.microsoft.com/office/drawing/2016/5/10/chartex" xmlns:cx5="http://schemas.microsoft.com/office/drawing/2016/5/11/chartex" xmlns:cx6="http://schemas.microsoft.com/office/drawing/2016/5/12/chartex" xmlns:cx7="http://schemas.microsoft.com/office/drawing/2016/5/13/chartex" xmlns:cx8="http://schemas.microsoft.com/office/drawing/2016/5/14/chartex" xmlns:mc="http://schemas.openxmlformats.org/markup-compatibility/2006" xmlns:aink="http://schemas.microsoft.com/office/drawing/2016/ink" xmlns:am3d="http://schemas.microsoft.com/office/drawing/2017/model3d" xmlns:o="urn:schemas-microsoft-com:office:office" xmlns:oel="http://schemas.microsoft.com/office/2019/extlst" xmlns:r="http://schemas.openxmlformats.org/officeDocument/2006/relationships" xmlns:m="http://schemas.openxmlformats.org/officeDocument/2006/math" xmlns:v="urn:schemas-microsoft-com:vml" xmlns:wp14="http://schemas.microsoft.com/office/word/2010/wordprocessingDrawing" xmlns:wp="http://schemas.openxmlformats.org/drawingml/2006/wordprocessingDrawing" xmlns:w10="urn:schemas-microsoft-com:office:word" xmlns:w="http://schemas.openxmlformats.org/wordprocessingml/2006/main" xmlns:w14="http://schemas.microsoft.com/office/word/2010/wordml" xmlns:w15="http://schemas.microsoft.com/office/word/2012/wordml" xmlns:w16cex="http://schemas.microsoft.com/office/word/2018/wordml/cex" xmlns:w16cid="http://schemas.microsoft.com/office/word/2016/wordml/cid" xmlns:w16="http://schemas.microsoft.com/office/word/2018/wordml" xmlns:w16sdtdh="http://schemas.microsoft.com/office/word/2020/wordml/sdtdatahash" xmlns:w16se="http://schemas.microsoft.com/office/word/2015/wordml/symex" xmlns:wpg="http://schemas.microsoft.com/office/word/2010/wordprocessingGroup" xmlns:wpi="http://schemas.microsoft.com/office/word/2010/wordprocessingInk" xmlns:wne="http://schemas.microsoft.com/office/word/2006/wordml" xmlns:wps="http://schemas.microsoft.com/office/word/2010/wordprocessingShape" mc:Ignorable="w14 w15 w16se w16cid w16 w16cex w16sdtdh wp14">
   <w:footnote w:type="separator" w:id="-1">
     <w:p>
       <w:r>
@@ -973,7 +944,7 @@
 </file>
 
 <file path=word/header1.xml><?xml version="1.0" encoding="utf-8"?>
-<w:hdr xmlns:wpc="http://schemas.microsoft.com/office/word/2010/wordprocessingCanvas" xmlns:cx="http://schemas.microsoft.com/office/drawing/2014/chartex" xmlns:cx1="http://schemas.microsoft.com/office/drawing/2015/9/8/chartex" xmlns:cx2="http://schemas.microsoft.com/office/drawing/2015/10/21/chartex" xmlns:cx3="http://schemas.microsoft.com/office/drawing/2016/5/9/chartex" xmlns:cx4="http://schemas.microsoft.com/office/drawing/2016/5/10/chartex" xmlns:cx5="http://schemas.microsoft.com/office/drawing/2016/5/11/chartex" xmlns:cx6="http://schemas.microsoft.com/office/drawing/2016/5/12/chartex" xmlns:cx7="http://schemas.microsoft.com/office/drawing/2016/5/13/chartex" xmlns:cx8="http://schemas.microsoft.com/office/drawing/2016/5/14/chartex" xmlns:mc="http://schemas.openxmlformats.org/markup-compatibility/2006" xmlns:aink="http://schemas.microsoft.com/office/drawing/2016/ink" xmlns:am3d="http://schemas.microsoft.com/office/drawing/2017/model3d" xmlns:o="urn:schemas-microsoft-com:office:office" xmlns:r="http://schemas.openxmlformats.org/officeDocument/2006/relationships" xmlns:m="http://schemas.openxmlformats.org/officeDocument/2006/math" xmlns:v="urn:schemas-microsoft-com:vml" xmlns:wp14="http://schemas.microsoft.com/office/word/2010/wordprocessingDrawing" xmlns:wp="http://schemas.openxmlformats.org/drawingml/2006/wordprocessingDrawing" xmlns:w10="urn:schemas-microsoft-com:office:word" xmlns:w="http://schemas.openxmlformats.org/wordprocessingml/2006/main" xmlns:w14="http://schemas.microsoft.com/office/word/2010/wordml" xmlns:w15="http://schemas.microsoft.com/office/word/2012/wordml" xmlns:w16cex="http://schemas.microsoft.com/office/word/2018/wordml/cex" xmlns:w16cid="http://schemas.microsoft.com/office/word/2016/wordml/cid" xmlns:w16="http://schemas.microsoft.com/office/word/2018/wordml" xmlns:w16sdtdh="http://schemas.microsoft.com/office/word/2020/wordml/sdtdatahash" xmlns:w16se="http://schemas.microsoft.com/office/word/2015/wordml/symex" xmlns:wpg="http://schemas.microsoft.com/office/word/2010/wordprocessingGroup" xmlns:wpi="http://schemas.microsoft.com/office/word/2010/wordprocessingInk" xmlns:wne="http://schemas.microsoft.com/office/word/2006/wordml" xmlns:wps="http://schemas.microsoft.com/office/word/2010/wordprocessingShape" mc:Ignorable="w14 w15 w16se w16cid w16 w16cex w16sdtdh wp14">
+<w:hdr xmlns:wpc="http://schemas.microsoft.com/office/word/2010/wordprocessingCanvas" xmlns:cx="http://schemas.microsoft.com/office/drawing/2014/chartex" xmlns:cx1="http://schemas.microsoft.com/office/drawing/2015/9/8/chartex" xmlns:cx2="http://schemas.microsoft.com/office/drawing/2015/10/21/chartex" xmlns:cx3="http://schemas.microsoft.com/office/drawing/2016/5/9/chartex" xmlns:cx4="http://schemas.microsoft.com/office/drawing/2016/5/10/chartex" xmlns:cx5="http://schemas.microsoft.com/office/drawing/2016/5/11/chartex" xmlns:cx6="http://schemas.microsoft.com/office/drawing/2016/5/12/chartex" xmlns:cx7="http://schemas.microsoft.com/office/drawing/2016/5/13/chartex" xmlns:cx8="http://schemas.microsoft.com/office/drawing/2016/5/14/chartex" xmlns:mc="http://schemas.openxmlformats.org/markup-compatibility/2006" xmlns:aink="http://schemas.microsoft.com/office/drawing/2016/ink" xmlns:am3d="http://schemas.microsoft.com/office/drawing/2017/model3d" xmlns:o="urn:schemas-microsoft-com:office:office" xmlns:oel="http://schemas.microsoft.com/office/2019/extlst" xmlns:r="http://schemas.openxmlformats.org/officeDocument/2006/relationships" xmlns:m="http://schemas.openxmlformats.org/officeDocument/2006/math" xmlns:v="urn:schemas-microsoft-com:vml" xmlns:wp14="http://schemas.microsoft.com/office/word/2010/wordprocessingDrawing" xmlns:wp="http://schemas.openxmlformats.org/drawingml/2006/wordprocessingDrawing" xmlns:w10="urn:schemas-microsoft-com:office:word" xmlns:w="http://schemas.openxmlformats.org/wordprocessingml/2006/main" xmlns:w14="http://schemas.microsoft.com/office/word/2010/wordml" xmlns:w15="http://schemas.microsoft.com/office/word/2012/wordml" xmlns:w16cex="http://schemas.microsoft.com/office/word/2018/wordml/cex" xmlns:w16cid="http://schemas.microsoft.com/office/word/2016/wordml/cid" xmlns:w16="http://schemas.microsoft.com/office/word/2018/wordml" xmlns:w16sdtdh="http://schemas.microsoft.com/office/word/2020/wordml/sdtdatahash" xmlns:w16se="http://schemas.microsoft.com/office/word/2015/wordml/symex" xmlns:wpg="http://schemas.microsoft.com/office/word/2010/wordprocessingGroup" xmlns:wpi="http://schemas.microsoft.com/office/word/2010/wordprocessingInk" xmlns:wne="http://schemas.microsoft.com/office/word/2006/wordml" xmlns:wps="http://schemas.microsoft.com/office/word/2010/wordprocessingShape" mc:Ignorable="w14 w15 w16se w16cid w16 w16cex w16sdtdh wp14">
   <w:p>
     <w:pPr>
       <w:pStyle w:val="Header"/>
@@ -1037,7 +1008,7 @@
 </file>
 
 <file path=word/numbering.xml><?xml version="1.0" encoding="utf-8"?>
-<w:numbering xmlns:wpc="http://schemas.microsoft.com/office/word/2010/wordprocessingCanvas" xmlns:cx="http://schemas.microsoft.com/office/drawing/2014/chartex" xmlns:cx1="http://schemas.microsoft.com/office/drawing/2015/9/8/chartex" xmlns:cx2="http://schemas.microsoft.com/office/drawing/2015/10/21/chartex" xmlns:cx3="http://schemas.microsoft.com/office/drawing/2016/5/9/chartex" xmlns:cx4="http://schemas.microsoft.com/office/drawing/2016/5/10/chartex" xmlns:cx5="http://schemas.microsoft.com/office/drawing/2016/5/11/chartex" xmlns:cx6="http://schemas.microsoft.com/office/drawing/2016/5/12/chartex" xmlns:cx7="http://schemas.microsoft.com/office/drawing/2016/5/13/chartex" xmlns:cx8="http://schemas.microsoft.com/office/drawing/2016/5/14/chartex" xmlns:mc="http://schemas.openxmlformats.org/markup-compatibility/2006" xmlns:aink="http://schemas.microsoft.com/office/drawing/2016/ink" xmlns:am3d="http://schemas.microsoft.com/office/drawing/2017/model3d" xmlns:o="urn:schemas-microsoft-com:office:office" xmlns:r="http://schemas.openxmlformats.org/officeDocument/2006/relationships" xmlns:m="http://schemas.openxmlformats.org/officeDocument/2006/math" xmlns:v="urn:schemas-microsoft-com:vml" xmlns:wp14="http://schemas.microsoft.com/office/word/2010/wordprocessingDrawing" xmlns:wp="http://schemas.openxmlformats.org/drawingml/2006/wordprocessingDrawing" xmlns:w10="urn:schemas-microsoft-com:office:word" xmlns:w="http://schemas.openxmlformats.org/wordprocessingml/2006/main" xmlns:w14="http://schemas.microsoft.com/office/word/2010/wordml" xmlns:w15="http://schemas.microsoft.com/office/word/2012/wordml" xmlns:w16cex="http://schemas.microsoft.com/office/word/2018/wordml/cex" xmlns:w16cid="http://schemas.microsoft.com/office/word/2016/wordml/cid" xmlns:w16="http://schemas.microsoft.com/office/word/2018/wordml" xmlns:w16sdtdh="http://schemas.microsoft.com/office/word/2020/wordml/sdtdatahash" xmlns:w16se="http://schemas.microsoft.com/office/word/2015/wordml/symex" xmlns:wpg="http://schemas.microsoft.com/office/word/2010/wordprocessingGroup" xmlns:wpi="http://schemas.microsoft.com/office/word/2010/wordprocessingInk" xmlns:wne="http://schemas.microsoft.com/office/word/2006/wordml" xmlns:wps="http://schemas.microsoft.com/office/word/2010/wordprocessingShape" mc:Ignorable="w14 w15 w16se w16cid w16 w16cex w16sdtdh wp14">
+<w:numbering xmlns:wpc="http://schemas.microsoft.com/office/word/2010/wordprocessingCanvas" xmlns:cx="http://schemas.microsoft.com/office/drawing/2014/chartex" xmlns:cx1="http://schemas.microsoft.com/office/drawing/2015/9/8/chartex" xmlns:cx2="http://schemas.microsoft.com/office/drawing/2015/10/21/chartex" xmlns:cx3="http://schemas.microsoft.com/office/drawing/2016/5/9/chartex" xmlns:cx4="http://schemas.microsoft.com/office/drawing/2016/5/10/chartex" xmlns:cx5="http://schemas.microsoft.com/office/drawing/2016/5/11/chartex" xmlns:cx6="http://schemas.microsoft.com/office/drawing/2016/5/12/chartex" xmlns:cx7="http://schemas.microsoft.com/office/drawing/2016/5/13/chartex" xmlns:cx8="http://schemas.microsoft.com/office/drawing/2016/5/14/chartex" xmlns:mc="http://schemas.openxmlformats.org/markup-compatibility/2006" xmlns:aink="http://schemas.microsoft.com/office/drawing/2016/ink" xmlns:am3d="http://schemas.microsoft.com/office/drawing/2017/model3d" xmlns:o="urn:schemas-microsoft-com:office:office" xmlns:oel="http://schemas.microsoft.com/office/2019/extlst" xmlns:r="http://schemas.openxmlformats.org/officeDocument/2006/relationships" xmlns:m="http://schemas.openxmlformats.org/officeDocument/2006/math" xmlns:v="urn:schemas-microsoft-com:vml" xmlns:wp14="http://schemas.microsoft.com/office/word/2010/wordprocessingDrawing" xmlns:wp="http://schemas.openxmlformats.org/drawingml/2006/wordprocessingDrawing" xmlns:w10="urn:schemas-microsoft-com:office:word" xmlns:w="http://schemas.openxmlformats.org/wordprocessingml/2006/main" xmlns:w14="http://schemas.microsoft.com/office/word/2010/wordml" xmlns:w15="http://schemas.microsoft.com/office/word/2012/wordml" xmlns:w16cex="http://schemas.microsoft.com/office/word/2018/wordml/cex" xmlns:w16cid="http://schemas.microsoft.com/office/word/2016/wordml/cid" xmlns:w16="http://schemas.microsoft.com/office/word/2018/wordml" xmlns:w16sdtdh="http://schemas.microsoft.com/office/word/2020/wordml/sdtdatahash" xmlns:w16se="http://schemas.microsoft.com/office/word/2015/wordml/symex" xmlns:wpg="http://schemas.microsoft.com/office/word/2010/wordprocessingGroup" xmlns:wpi="http://schemas.microsoft.com/office/word/2010/wordprocessingInk" xmlns:wne="http://schemas.microsoft.com/office/word/2006/wordml" xmlns:wps="http://schemas.microsoft.com/office/word/2010/wordprocessingShape" mc:Ignorable="w14 w15 w16se w16cid w16 w16cex w16sdtdh wp14">
   <w:abstractNum w:abstractNumId="0" w15:restartNumberingAfterBreak="0">
     <w:nsid w:val="5CA03F48"/>
     <w:multiLevelType w:val="hybridMultilevel"/>
@@ -1264,10 +1235,10 @@
       </w:pPr>
     </w:lvl>
   </w:abstractNum>
-  <w:num w:numId="1">
+  <w:num w:numId="1" w16cid:durableId="2068645691">
     <w:abstractNumId w:val="1"/>
   </w:num>
-  <w:num w:numId="2">
+  <w:num w:numId="2" w16cid:durableId="1657882482">
     <w:abstractNumId w:val="0"/>
   </w:num>
 </w:numbering>
@@ -1966,15 +1937,22 @@
 </file>
 
 <file path=customXml/item1.xml><?xml version="1.0" encoding="utf-8"?>
-<?mso-contentType ?>
-<FormTemplates xmlns="http://schemas.microsoft.com/sharepoint/v3/contenttype/forms">
-  <Display>DocumentLibraryForm</Display>
-  <Edit>DocumentLibraryForm</Edit>
-  <New>DocumentLibraryForm</New>
-</FormTemplates>
+<p:properties xmlns:p="http://schemas.microsoft.com/office/2006/metadata/properties" xmlns:xsi="http://www.w3.org/2001/XMLSchema-instance" xmlns:pc="http://schemas.microsoft.com/office/infopath/2007/PartnerControls">
+  <documentManagement>
+    <PagineDiAssegnazione xmlns="17050E7E-A2DD-4021-B821-9F40A7206F78" xsi:nil="true"/>
+    <AnnoRedazione xmlns="17050E7E-A2DD-4021-B821-9F40A7206F78">2011</AnnoRedazione>
+    <AbstractO xmlns="17050E7E-A2DD-4021-B821-9F40A7206F78">Modello carta intestata AAGG.</AbstractO>
+    <AutoreDoc xmlns="17050E7E-A2DD-4021-B821-9F40A7206F78">AAGG - Settore Comunicazione</AutoreDoc>
+    <StatoDoc xmlns="17050E7E-A2DD-4021-B821-9F40A7206F78">Definitivo</StatoDoc>
+  </documentManagement>
+</p:properties>
 </file>
 
 <file path=customXml/item2.xml><?xml version="1.0" encoding="utf-8"?>
+<LongProperties xmlns="http://schemas.microsoft.com/office/2006/metadata/longProperties"/>
+</file>
+
+<file path=customXml/item3.xml><?xml version="1.0" encoding="utf-8"?>
 <ct:contentTypeSchema xmlns:ct="http://schemas.microsoft.com/office/2006/metadata/contentType" xmlns:ma="http://schemas.microsoft.com/office/2006/metadata/properties/metaAttributes" ct:_="" ma:_="" ma:contentTypeName="Modulistica e Modelli" ma:contentTypeID="0x0101004F48A16EE6CB4320AF330DE4EBE8DB750055D17F50304844768B8C48A11458544900EEA682410AFD4C1993C23356160222EA000F866CA80A06624CAD3EBCA4C5E00D7C" ma:contentTypeVersion="1" ma:contentTypeDescription="" ma:contentTypeScope="" ma:versionID="6c9fe75181e76a83ea17993b18c01ee4">
   <xsd:schema xmlns:xsd="http://www.w3.org/2001/XMLSchema" xmlns:p="http://schemas.microsoft.com/office/2006/metadata/properties" xmlns:ns1="http://schemas.microsoft.com/sharepoint/v3" xmlns:ns2="17050E7E-A2DD-4021-B821-9F40A7206F78" targetNamespace="http://schemas.microsoft.com/office/2006/metadata/properties" ma:root="true" ma:fieldsID="bfeeb4410fcec1f75012fd3f45986c1b" ns1:_="" ns2:_="">
     <xsd:import namespace="http://schemas.microsoft.com/sharepoint/v3"/>
@@ -2128,31 +2106,34 @@
 </ct:contentTypeSchema>
 </file>
 
-<file path=customXml/item3.xml><?xml version="1.0" encoding="utf-8"?>
-<LongProperties xmlns="http://schemas.microsoft.com/office/2006/metadata/longProperties"/>
-</file>
-
 <file path=customXml/item4.xml><?xml version="1.0" encoding="utf-8"?>
-<p:properties xmlns:p="http://schemas.microsoft.com/office/2006/metadata/properties" xmlns:xsi="http://www.w3.org/2001/XMLSchema-instance" xmlns:pc="http://schemas.microsoft.com/office/infopath/2007/PartnerControls">
-  <documentManagement>
-    <PagineDiAssegnazione xmlns="17050E7E-A2DD-4021-B821-9F40A7206F78" xsi:nil="true"/>
-    <AnnoRedazione xmlns="17050E7E-A2DD-4021-B821-9F40A7206F78">2011</AnnoRedazione>
-    <AbstractO xmlns="17050E7E-A2DD-4021-B821-9F40A7206F78">Modello carta intestata AAGG.</AbstractO>
-    <AutoreDoc xmlns="17050E7E-A2DD-4021-B821-9F40A7206F78">AAGG - Settore Comunicazione</AutoreDoc>
-    <StatoDoc xmlns="17050E7E-A2DD-4021-B821-9F40A7206F78">Definitivo</StatoDoc>
-  </documentManagement>
-</p:properties>
+<?mso-contentType ?>
+<FormTemplates xmlns="http://schemas.microsoft.com/sharepoint/v3/contenttype/forms">
+  <Display>DocumentLibraryForm</Display>
+  <Edit>DocumentLibraryForm</Edit>
+  <New>DocumentLibraryForm</New>
+</FormTemplates>
 </file>
 
 <file path=customXml/itemProps1.xml><?xml version="1.0" encoding="utf-8"?>
-<ds:datastoreItem xmlns:ds="http://schemas.openxmlformats.org/officeDocument/2006/customXml" ds:itemID="{07E15B10-2AFC-4FCA-AA70-2B17F8F4FFA7}">
+<ds:datastoreItem xmlns:ds="http://schemas.openxmlformats.org/officeDocument/2006/customXml" ds:itemID="{23ED0697-7295-46D3-9079-E030A669B2D9}">
   <ds:schemaRefs>
-    <ds:schemaRef ds:uri="http://schemas.microsoft.com/sharepoint/v3/contenttype/forms"/>
+    <ds:schemaRef ds:uri="http://schemas.microsoft.com/office/2006/metadata/properties"/>
+    <ds:schemaRef ds:uri="http://schemas.microsoft.com/office/infopath/2007/PartnerControls"/>
+    <ds:schemaRef ds:uri="17050E7E-A2DD-4021-B821-9F40A7206F78"/>
   </ds:schemaRefs>
 </ds:datastoreItem>
 </file>
 
 <file path=customXml/itemProps2.xml><?xml version="1.0" encoding="utf-8"?>
+<ds:datastoreItem xmlns:ds="http://schemas.openxmlformats.org/officeDocument/2006/customXml" ds:itemID="{BE3374DD-44A5-42C6-B949-936FA2119B1A}">
+  <ds:schemaRefs>
+    <ds:schemaRef ds:uri="http://schemas.microsoft.com/office/2006/metadata/longProperties"/>
+  </ds:schemaRefs>
+</ds:datastoreItem>
+</file>
+
+<file path=customXml/itemProps3.xml><?xml version="1.0" encoding="utf-8"?>
 <ds:datastoreItem xmlns:ds="http://schemas.openxmlformats.org/officeDocument/2006/customXml" ds:itemID="{F37E072E-229E-4305-88D7-B6635AB6CC17}">
   <ds:schemaRefs>
     <ds:schemaRef ds:uri="http://schemas.microsoft.com/office/2006/metadata/contentType"/>
@@ -2170,20 +2151,10 @@
 </ds:datastoreItem>
 </file>
 
-<file path=customXml/itemProps3.xml><?xml version="1.0" encoding="utf-8"?>
-<ds:datastoreItem xmlns:ds="http://schemas.openxmlformats.org/officeDocument/2006/customXml" ds:itemID="{BE3374DD-44A5-42C6-B949-936FA2119B1A}">
+<file path=customXml/itemProps4.xml><?xml version="1.0" encoding="utf-8"?>
+<ds:datastoreItem xmlns:ds="http://schemas.openxmlformats.org/officeDocument/2006/customXml" ds:itemID="{07E15B10-2AFC-4FCA-AA70-2B17F8F4FFA7}">
   <ds:schemaRefs>
-    <ds:schemaRef ds:uri="http://schemas.microsoft.com/office/2006/metadata/longProperties"/>
-  </ds:schemaRefs>
-</ds:datastoreItem>
-</file>
-
-<file path=customXml/itemProps4.xml><?xml version="1.0" encoding="utf-8"?>
-<ds:datastoreItem xmlns:ds="http://schemas.openxmlformats.org/officeDocument/2006/customXml" ds:itemID="{23ED0697-7295-46D3-9079-E030A669B2D9}">
-  <ds:schemaRefs>
-    <ds:schemaRef ds:uri="http://schemas.microsoft.com/office/2006/metadata/properties"/>
-    <ds:schemaRef ds:uri="http://schemas.microsoft.com/office/infopath/2007/PartnerControls"/>
-    <ds:schemaRef ds:uri="17050E7E-A2DD-4021-B821-9F40A7206F78"/>
+    <ds:schemaRef ds:uri="http://schemas.microsoft.com/sharepoint/v3/contenttype/forms"/>
   </ds:schemaRefs>
 </ds:datastoreItem>
 </file>